--- a/enonces/par_module/JUN_enonces.docx
+++ b/enonces/par_module/JUN_enonces.docx
@@ -1397,6 +1397,7 @@
     </w:p>
     <w:p>
       <w:pPr>
+        <w:keepNext/>
         <w:keepLines/>
         <w:shd w:fill="F2F2F2" w:val="clear"/>
         <w:spacing w:after="0" w:before="100"/>
@@ -1414,6 +1415,7 @@
     </w:p>
     <w:p>
       <w:pPr>
+        <w:keepNext/>
         <w:keepLines/>
         <w:shd w:fill="F2F2F2" w:val="clear"/>
         <w:spacing w:after="0" w:before="0"/>
@@ -1431,6 +1433,7 @@
     </w:p>
     <w:p>
       <w:pPr>
+        <w:keepNext/>
         <w:keepLines/>
         <w:shd w:fill="F2F2F2" w:val="clear"/>
         <w:spacing w:after="0" w:before="0"/>
@@ -1448,6 +1451,7 @@
     </w:p>
     <w:p>
       <w:pPr>
+        <w:keepNext/>
         <w:keepLines/>
         <w:shd w:fill="F2F2F2" w:val="clear"/>
         <w:spacing w:after="0" w:before="0"/>
@@ -1465,6 +1469,7 @@
     </w:p>
     <w:p>
       <w:pPr>
+        <w:keepNext/>
         <w:keepLines/>
         <w:shd w:fill="F2F2F2" w:val="clear"/>
         <w:spacing w:after="0" w:before="0"/>
@@ -1482,6 +1487,7 @@
     </w:p>
     <w:p>
       <w:pPr>
+        <w:keepNext/>
         <w:keepLines/>
         <w:shd w:fill="F2F2F2" w:val="clear"/>
         <w:spacing w:after="0" w:before="0"/>
@@ -1499,6 +1505,7 @@
     </w:p>
     <w:p>
       <w:pPr>
+        <w:keepNext/>
         <w:keepLines/>
         <w:shd w:fill="F2F2F2" w:val="clear"/>
         <w:spacing w:after="0" w:before="0"/>
@@ -1516,6 +1523,7 @@
     </w:p>
     <w:p>
       <w:pPr>
+        <w:keepNext/>
         <w:keepLines/>
         <w:shd w:fill="F2F2F2" w:val="clear"/>
         <w:spacing w:after="0" w:before="0"/>
@@ -1533,6 +1541,7 @@
     </w:p>
     <w:p>
       <w:pPr>
+        <w:keepNext/>
         <w:keepLines/>
         <w:shd w:fill="F2F2F2" w:val="clear"/>
         <w:spacing w:after="0" w:before="0"/>
@@ -1550,6 +1559,7 @@
     </w:p>
     <w:p>
       <w:pPr>
+        <w:keepNext w:val="false"/>
         <w:keepLines/>
         <w:shd w:fill="F2F2F2" w:val="clear"/>
         <w:spacing w:after="160" w:before="0"/>
@@ -3754,7 +3764,7 @@
         <w:szCs w:val="18"/>
         <w:color w:val="595959"/>
       </w:rPr>
-      <w:t xml:space="preserve">JUN_enonces </w:t>
+      <w:t xml:space="preserve">JUN </w:t>
     </w:r>
     <w:r>
       <w:fldChar w:fldCharType="begin"/>
@@ -3789,7 +3799,7 @@
       <w:fldChar w:fldCharType="separate"/>
     </w:r>
     <w:r>
-      <w:t>7</w:t>
+      <w:t>8</w:t>
     </w:r>
     <w:r>
       <w:fldChar w:fldCharType="end"/>
